--- a/ПРОЧИТАЙ_МЕНЯ.docx
+++ b/ПРОЧИТАЙ_МЕНЯ.docx
@@ -76,12 +76,14 @@
           <w:rFonts w:cstheme="minorHAnsi"/>
         </w:rPr>
       </w:pPr>
+      <w:proofErr w:type="spellStart"/>
       <w:r>
         <w:rPr>
           <w:rFonts w:cstheme="minorHAnsi"/>
         </w:rPr>
         <w:t>DYDown</w:t>
       </w:r>
+      <w:proofErr w:type="spellEnd"/>
       <w:r>
         <w:rPr>
           <w:rFonts w:cstheme="minorHAnsi"/>
@@ -98,7 +100,13 @@
     </w:p>
     <w:p>
       <w:r>
-        <w:t xml:space="preserve">Перед использованием откройте Настройки и нажмите 2 кнопки для скачивания </w:t>
+        <w:t xml:space="preserve">Перед использованием откройте Настройки и нажмите 2 кнопки </w:t>
+      </w:r>
+      <w:r>
+        <w:t xml:space="preserve">- </w:t>
+      </w:r>
+      <w:r>
+        <w:t xml:space="preserve">для скачивания </w:t>
       </w:r>
       <w:r>
         <w:rPr>
@@ -125,6 +133,12 @@
         <w:t>FFMPEG</w:t>
       </w:r>
       <w:r>
+        <w:t xml:space="preserve"> </w:t>
+      </w:r>
+      <w:r>
+        <w:t>соответственно</w:t>
+      </w:r>
+      <w:r>
         <w:t>.</w:t>
       </w:r>
     </w:p>
@@ -140,12 +154,14 @@
         </w:rPr>
         <w:t xml:space="preserve">Если программа не работает или выдает ошибки, удалите папку </w:t>
       </w:r>
+      <w:proofErr w:type="spellStart"/>
       <w:r>
         <w:rPr>
           <w:rStyle w:val="a8"/>
         </w:rPr>
         <w:t>DYDownFiles</w:t>
       </w:r>
+      <w:proofErr w:type="spellEnd"/>
       <w:r>
         <w:rPr>
           <w:rFonts w:cstheme="minorHAnsi"/>
@@ -165,23 +181,47 @@
         </w:rPr>
         <w:t xml:space="preserve">Настройки сохраняются в </w:t>
       </w:r>
-      <w:r>
-        <w:rPr>
-          <w:rStyle w:val="a8"/>
-        </w:rPr>
-        <w:t>DYDownFiles/config.json</w:t>
-      </w:r>
+      <w:proofErr w:type="spellStart"/>
+      <w:r>
+        <w:rPr>
+          <w:rStyle w:val="a8"/>
+        </w:rPr>
+        <w:t>DYDownFiles</w:t>
+      </w:r>
+      <w:proofErr w:type="spellEnd"/>
+      <w:r>
+        <w:rPr>
+          <w:rStyle w:val="a8"/>
+        </w:rPr>
+        <w:t>/</w:t>
+      </w:r>
+      <w:proofErr w:type="spellStart"/>
+      <w:r>
+        <w:rPr>
+          <w:rStyle w:val="a8"/>
+        </w:rPr>
+        <w:t>config.json</w:t>
+      </w:r>
+      <w:proofErr w:type="spellEnd"/>
       <w:r>
         <w:rPr>
           <w:rFonts w:cstheme="minorHAnsi"/>
         </w:rPr>
         <w:t xml:space="preserve">, а история загрузок в </w:t>
       </w:r>
-      <w:r>
-        <w:rPr>
-          <w:rStyle w:val="a8"/>
-        </w:rPr>
-        <w:t>DYDownFiles/history.txt</w:t>
+      <w:proofErr w:type="spellStart"/>
+      <w:r>
+        <w:rPr>
+          <w:rStyle w:val="a8"/>
+        </w:rPr>
+        <w:t>DYDownFiles</w:t>
+      </w:r>
+      <w:proofErr w:type="spellEnd"/>
+      <w:r>
+        <w:rPr>
+          <w:rStyle w:val="a8"/>
+        </w:rPr>
+        <w:t>/history.txt</w:t>
       </w:r>
     </w:p>
     <w:p>
@@ -262,7 +302,21 @@
         <w:rPr>
           <w:rFonts w:cstheme="minorHAnsi"/>
         </w:rPr>
-        <w:t xml:space="preserve">Либо чтобы 100% работало (но постарее) - отсюда файл </w:t>
+        <w:t xml:space="preserve">Либо чтобы 100% работало (но </w:t>
+      </w:r>
+      <w:proofErr w:type="spellStart"/>
+      <w:r>
+        <w:rPr>
+          <w:rFonts w:cstheme="minorHAnsi"/>
+        </w:rPr>
+        <w:t>постарее</w:t>
+      </w:r>
+      <w:proofErr w:type="spellEnd"/>
+      <w:r>
+        <w:rPr>
+          <w:rFonts w:cstheme="minorHAnsi"/>
+        </w:rPr>
+        <w:t xml:space="preserve">) - отсюда файл </w:t>
       </w:r>
       <w:r>
         <w:rPr>
@@ -316,6 +370,7 @@
         </w:rPr>
         <w:t xml:space="preserve">Скачайте </w:t>
       </w:r>
+      <w:proofErr w:type="spellStart"/>
       <w:r>
         <w:rPr>
           <w:rStyle w:val="a8"/>
@@ -323,6 +378,7 @@
         </w:rPr>
         <w:t>ffmpeg</w:t>
       </w:r>
+      <w:proofErr w:type="spellEnd"/>
       <w:r>
         <w:rPr>
           <w:rStyle w:val="a8"/>
@@ -368,6 +424,7 @@
         </w:rPr>
         <w:t>64-</w:t>
       </w:r>
+      <w:proofErr w:type="spellStart"/>
       <w:r>
         <w:rPr>
           <w:rStyle w:val="a8"/>
@@ -375,6 +432,7 @@
         </w:rPr>
         <w:t>gpl</w:t>
       </w:r>
+      <w:proofErr w:type="spellEnd"/>
       <w:r>
         <w:rPr>
           <w:rStyle w:val="a8"/>
@@ -646,7 +704,21 @@
         <w:rPr>
           <w:rFonts w:cstheme="minorHAnsi"/>
         </w:rPr>
-        <w:t xml:space="preserve">ибо чтобы 100% работало (но постарее) - отсюда файл </w:t>
+        <w:t xml:space="preserve">ибо чтобы 100% работало (но </w:t>
+      </w:r>
+      <w:proofErr w:type="spellStart"/>
+      <w:r>
+        <w:rPr>
+          <w:rFonts w:cstheme="minorHAnsi"/>
+        </w:rPr>
+        <w:t>постарее</w:t>
+      </w:r>
+      <w:proofErr w:type="spellEnd"/>
+      <w:r>
+        <w:rPr>
+          <w:rFonts w:cstheme="minorHAnsi"/>
+        </w:rPr>
+        <w:t xml:space="preserve">) - отсюда файл </w:t>
       </w:r>
       <w:r>
         <w:rPr>
@@ -707,12 +779,14 @@
         </w:rPr>
         <w:t xml:space="preserve"> в папку </w:t>
       </w:r>
+      <w:proofErr w:type="spellStart"/>
       <w:r>
         <w:rPr>
           <w:rStyle w:val="a8"/>
         </w:rPr>
         <w:t>DYDownFiles</w:t>
       </w:r>
+      <w:proofErr w:type="spellEnd"/>
       <w:r>
         <w:rPr>
           <w:rFonts w:cstheme="minorHAnsi"/>
@@ -731,12 +805,14 @@
         </w:rPr>
         <w:t xml:space="preserve"> вытащите из папки </w:t>
       </w:r>
+      <w:proofErr w:type="spellStart"/>
       <w:r>
         <w:rPr>
           <w:rStyle w:val="a8"/>
         </w:rPr>
         <w:t>bin</w:t>
       </w:r>
+      <w:proofErr w:type="spellEnd"/>
       <w:r>
         <w:rPr>
           <w:rFonts w:cstheme="minorHAnsi"/>
@@ -755,11 +831,19 @@
         </w:rPr>
         <w:t xml:space="preserve"> и положите в </w:t>
       </w:r>
-      <w:r>
-        <w:rPr>
-          <w:rStyle w:val="a8"/>
-        </w:rPr>
-        <w:t>DYDownFiles/f</w:t>
+      <w:proofErr w:type="spellStart"/>
+      <w:r>
+        <w:rPr>
+          <w:rStyle w:val="a8"/>
+        </w:rPr>
+        <w:t>DYDownFiles</w:t>
+      </w:r>
+      <w:proofErr w:type="spellEnd"/>
+      <w:r>
+        <w:rPr>
+          <w:rStyle w:val="a8"/>
+        </w:rPr>
+        <w:t>/f</w:t>
       </w:r>
       <w:r>
         <w:rPr>
@@ -768,11 +852,19 @@
         </w:rPr>
         <w:t>f</w:t>
       </w:r>
-      <w:r>
-        <w:rPr>
-          <w:rStyle w:val="a8"/>
-        </w:rPr>
-        <w:t>mpeg.</w:t>
+      <w:proofErr w:type="spellStart"/>
+      <w:r>
+        <w:rPr>
+          <w:rStyle w:val="a8"/>
+        </w:rPr>
+        <w:t>mpeg</w:t>
+      </w:r>
+      <w:proofErr w:type="spellEnd"/>
+      <w:r>
+        <w:rPr>
+          <w:rStyle w:val="a8"/>
+        </w:rPr>
+        <w:t>.</w:t>
       </w:r>
     </w:p>
     <w:p>
@@ -793,16 +885,26 @@
         <w:pStyle w:val="a7"/>
       </w:pPr>
       <w:r>
-        <w:t>- DYDownFiles</w:t>
-      </w:r>
+        <w:t xml:space="preserve">- </w:t>
+      </w:r>
+      <w:proofErr w:type="spellStart"/>
+      <w:r>
+        <w:t>DYDownFiles</w:t>
+      </w:r>
+      <w:proofErr w:type="spellEnd"/>
     </w:p>
     <w:p>
       <w:pPr>
         <w:pStyle w:val="a7"/>
       </w:pPr>
       <w:r>
-        <w:t>--- ffmpeg</w:t>
-      </w:r>
+        <w:t xml:space="preserve">--- </w:t>
+      </w:r>
+      <w:proofErr w:type="spellStart"/>
+      <w:r>
+        <w:t>ffmpeg</w:t>
+      </w:r>
+      <w:proofErr w:type="spellEnd"/>
     </w:p>
     <w:p>
       <w:pPr>
@@ -889,33 +991,79 @@
           <w:sz w:val="16"/>
           <w:szCs w:val="16"/>
         </w:rPr>
-        <w:t>- DosCommand</w:t>
-      </w:r>
-    </w:p>
-    <w:p>
-      <w:pPr>
-        <w:rPr>
-          <w:rFonts w:cstheme="minorHAnsi"/>
-          <w:sz w:val="16"/>
-          <w:szCs w:val="16"/>
-        </w:rPr>
-      </w:pPr>
-    </w:p>
-    <w:p>
-      <w:pPr>
-        <w:rPr>
-          <w:rFonts w:cstheme="minorHAnsi"/>
-          <w:sz w:val="16"/>
-          <w:szCs w:val="16"/>
-        </w:rPr>
-      </w:pPr>
-      <w:r>
-        <w:rPr>
-          <w:rFonts w:cstheme="minorHAnsi"/>
-          <w:sz w:val="16"/>
-          <w:szCs w:val="16"/>
-        </w:rPr>
-        <w:t>HTTP(s) клиент украден с StackOverFlow, с Indy не получается без багов (я знал Delphi на практике всего около недельки на момент 2025-07-01T21:44:29+03:00)</w:t>
+        <w:t xml:space="preserve">- </w:t>
+      </w:r>
+      <w:proofErr w:type="spellStart"/>
+      <w:r>
+        <w:rPr>
+          <w:rFonts w:cstheme="minorHAnsi"/>
+          <w:sz w:val="16"/>
+          <w:szCs w:val="16"/>
+        </w:rPr>
+        <w:t>DosCommand</w:t>
+      </w:r>
+      <w:proofErr w:type="spellEnd"/>
+    </w:p>
+    <w:p>
+      <w:pPr>
+        <w:rPr>
+          <w:rFonts w:cstheme="minorHAnsi"/>
+          <w:sz w:val="16"/>
+          <w:szCs w:val="16"/>
+        </w:rPr>
+      </w:pPr>
+    </w:p>
+    <w:p>
+      <w:pPr>
+        <w:rPr>
+          <w:rFonts w:cstheme="minorHAnsi"/>
+          <w:sz w:val="16"/>
+          <w:szCs w:val="16"/>
+        </w:rPr>
+      </w:pPr>
+      <w:r>
+        <w:rPr>
+          <w:rFonts w:cstheme="minorHAnsi"/>
+          <w:sz w:val="16"/>
+          <w:szCs w:val="16"/>
+        </w:rPr>
+        <w:t xml:space="preserve">HTTP(s) клиент украден с </w:t>
+      </w:r>
+      <w:proofErr w:type="spellStart"/>
+      <w:r>
+        <w:rPr>
+          <w:rFonts w:cstheme="minorHAnsi"/>
+          <w:sz w:val="16"/>
+          <w:szCs w:val="16"/>
+        </w:rPr>
+        <w:t>StackOverFlow</w:t>
+      </w:r>
+      <w:proofErr w:type="spellEnd"/>
+      <w:r>
+        <w:rPr>
+          <w:rFonts w:cstheme="minorHAnsi"/>
+          <w:sz w:val="16"/>
+          <w:szCs w:val="16"/>
+        </w:rPr>
+        <w:t xml:space="preserve">, с </w:t>
+      </w:r>
+      <w:proofErr w:type="spellStart"/>
+      <w:r>
+        <w:rPr>
+          <w:rFonts w:cstheme="minorHAnsi"/>
+          <w:sz w:val="16"/>
+          <w:szCs w:val="16"/>
+        </w:rPr>
+        <w:t>Indy</w:t>
+      </w:r>
+      <w:proofErr w:type="spellEnd"/>
+      <w:r>
+        <w:rPr>
+          <w:rFonts w:cstheme="minorHAnsi"/>
+          <w:sz w:val="16"/>
+          <w:szCs w:val="16"/>
+        </w:rPr>
+        <w:t xml:space="preserve"> не получается без багов (я знал Delphi на практике всего около недельки на момент 2025-07-01T21:44:29+03:00)</w:t>
       </w:r>
     </w:p>
     <w:p>
@@ -976,6 +1124,7 @@
         </w:rPr>
         <w:t xml:space="preserve">Переписать конфиг на </w:t>
       </w:r>
+      <w:proofErr w:type="spellStart"/>
       <w:r>
         <w:rPr>
           <w:rFonts w:cstheme="minorHAnsi"/>
@@ -985,6 +1134,7 @@
         </w:rPr>
         <w:t>TIniFiles</w:t>
       </w:r>
+      <w:proofErr w:type="spellEnd"/>
     </w:p>
     <w:p>
       <w:pPr>
@@ -1026,6 +1176,7 @@
         </w:rPr>
         <w:t xml:space="preserve">- </w:t>
       </w:r>
+      <w:proofErr w:type="spellStart"/>
       <w:r>
         <w:rPr>
           <w:rFonts w:cstheme="minorHAnsi"/>
@@ -1034,6 +1185,7 @@
         </w:rPr>
         <w:t>Заюзать</w:t>
       </w:r>
+      <w:proofErr w:type="spellEnd"/>
       <w:r>
         <w:rPr>
           <w:rFonts w:cstheme="minorHAnsi"/>
@@ -1173,6 +1325,7 @@
         </w:rPr>
         <w:t>\</w:t>
       </w:r>
+      <w:proofErr w:type="spellStart"/>
       <w:r>
         <w:rPr>
           <w:rStyle w:val="a8"/>
@@ -1182,6 +1335,7 @@
         </w:rPr>
         <w:t>delphi</w:t>
       </w:r>
+      <w:proofErr w:type="spellEnd"/>
       <w:r>
         <w:rPr>
           <w:rStyle w:val="a8"/>
@@ -1215,6 +1369,7 @@
         </w:rPr>
         <w:t>(</w:t>
       </w:r>
+      <w:proofErr w:type="spellStart"/>
       <w:r>
         <w:rPr>
           <w:rFonts w:cstheme="minorHAnsi"/>
@@ -1223,6 +1378,7 @@
         </w:rPr>
         <w:t>мб</w:t>
       </w:r>
+      <w:proofErr w:type="spellEnd"/>
       <w:r>
         <w:rPr>
           <w:rFonts w:cstheme="minorHAnsi"/>
@@ -1265,6 +1421,7 @@
         </w:rPr>
         <w:t xml:space="preserve">, </w:t>
       </w:r>
+      <w:proofErr w:type="spellStart"/>
       <w:r>
         <w:rPr>
           <w:rFonts w:cstheme="minorHAnsi"/>
@@ -1274,6 +1431,7 @@
         </w:rPr>
         <w:t>etc</w:t>
       </w:r>
+      <w:proofErr w:type="spellEnd"/>
       <w:r>
         <w:rPr>
           <w:rFonts w:cstheme="minorHAnsi"/>
@@ -1319,6 +1477,7 @@
           </w:rPr>
           <w:t>://</w:t>
         </w:r>
+        <w:proofErr w:type="spellStart"/>
         <w:r>
           <w:rPr>
             <w:rStyle w:val="a3"/>
@@ -1329,6 +1488,7 @@
           </w:rPr>
           <w:t>docwiki</w:t>
         </w:r>
+        <w:proofErr w:type="spellEnd"/>
         <w:r>
           <w:rPr>
             <w:rStyle w:val="a3"/>
@@ -1414,6 +1574,7 @@
           </w:rPr>
           <w:t>/</w:t>
         </w:r>
+        <w:proofErr w:type="spellStart"/>
         <w:r>
           <w:rPr>
             <w:rStyle w:val="a3"/>
@@ -1424,6 +1585,7 @@
           </w:rPr>
           <w:t>en</w:t>
         </w:r>
+        <w:proofErr w:type="spellEnd"/>
         <w:r>
           <w:rPr>
             <w:rStyle w:val="a3"/>
@@ -1471,6 +1633,7 @@
           </w:rPr>
           <w:t>.</w:t>
         </w:r>
+        <w:proofErr w:type="spellStart"/>
         <w:r>
           <w:rPr>
             <w:rStyle w:val="a3"/>
@@ -1481,6 +1644,7 @@
           </w:rPr>
           <w:t>HttpClient</w:t>
         </w:r>
+        <w:proofErr w:type="spellEnd"/>
         <w:r>
           <w:rPr>
             <w:rStyle w:val="a3"/>
@@ -1490,6 +1654,7 @@
           </w:rPr>
           <w:t>.</w:t>
         </w:r>
+        <w:proofErr w:type="spellStart"/>
         <w:r>
           <w:rPr>
             <w:rStyle w:val="a3"/>
@@ -1500,6 +1665,7 @@
           </w:rPr>
           <w:t>THTTPClient</w:t>
         </w:r>
+        <w:proofErr w:type="spellEnd"/>
       </w:hyperlink>
     </w:p>
     <w:p>
